--- a/VehicleDelivery Receipt.docx
+++ b/VehicleDelivery Receipt.docx
@@ -1,6 +1,6 @@
 
 <file path=word/document.xml><?xml version="1.0" encoding="utf-8"?>
-<w:document xmlns:wpc="http://schemas.microsoft.com/office/word/2010/wordprocessingCanvas" xmlns:cx="http://schemas.microsoft.com/office/drawing/2014/chartex" xmlns:cx1="http://schemas.microsoft.com/office/drawing/2015/9/8/chartex" xmlns:mc="http://schemas.openxmlformats.org/markup-compatibility/2006" xmlns:o="urn:schemas-microsoft-com:office:office" xmlns:r="http://schemas.openxmlformats.org/officeDocument/2006/relationships" xmlns:m="http://schemas.openxmlformats.org/officeDocument/2006/math" xmlns:v="urn:schemas-microsoft-com:vml" xmlns:wp14="http://schemas.microsoft.com/office/word/2010/wordprocessingDrawing" xmlns:wp="http://schemas.openxmlformats.org/drawingml/2006/wordprocessingDrawing" xmlns:w10="urn:schemas-microsoft-com:office:word" xmlns:w="http://schemas.openxmlformats.org/wordprocessingml/2006/main" xmlns:w14="http://schemas.microsoft.com/office/word/2010/wordml" xmlns:w15="http://schemas.microsoft.com/office/word/2012/wordml" xmlns:w16se="http://schemas.microsoft.com/office/word/2015/wordml/symex" xmlns:wpg="http://schemas.microsoft.com/office/word/2010/wordprocessingGroup" xmlns:wpi="http://schemas.microsoft.com/office/word/2010/wordprocessingInk" xmlns:wne="http://schemas.microsoft.com/office/word/2006/wordml" xmlns:wps="http://schemas.microsoft.com/office/word/2010/wordprocessingShape" mc:Ignorable="w14 w15 w16se wp14">
+<w:document xmlns:wpc="http://schemas.microsoft.com/office/word/2010/wordprocessingCanvas" xmlns:cx="http://schemas.microsoft.com/office/drawing/2014/chartex" xmlns:cx1="http://schemas.microsoft.com/office/drawing/2015/9/8/chartex" xmlns:cx2="http://schemas.microsoft.com/office/drawing/2015/10/21/chartex" xmlns:cx3="http://schemas.microsoft.com/office/drawing/2016/5/9/chartex" xmlns:cx4="http://schemas.microsoft.com/office/drawing/2016/5/10/chartex" xmlns:cx5="http://schemas.microsoft.com/office/drawing/2016/5/11/chartex" xmlns:cx6="http://schemas.microsoft.com/office/drawing/2016/5/12/chartex" xmlns:cx7="http://schemas.microsoft.com/office/drawing/2016/5/13/chartex" xmlns:cx8="http://schemas.microsoft.com/office/drawing/2016/5/14/chartex" xmlns:mc="http://schemas.openxmlformats.org/markup-compatibility/2006" xmlns:aink="http://schemas.microsoft.com/office/drawing/2016/ink" xmlns:am3d="http://schemas.microsoft.com/office/drawing/2017/model3d" xmlns:o="urn:schemas-microsoft-com:office:office" xmlns:oel="http://schemas.microsoft.com/office/2019/extlst" xmlns:r="http://schemas.openxmlformats.org/officeDocument/2006/relationships" xmlns:m="http://schemas.openxmlformats.org/officeDocument/2006/math" xmlns:v="urn:schemas-microsoft-com:vml" xmlns:wp14="http://schemas.microsoft.com/office/word/2010/wordprocessingDrawing" xmlns:wp="http://schemas.openxmlformats.org/drawingml/2006/wordprocessingDrawing" xmlns:w10="urn:schemas-microsoft-com:office:word" xmlns:w="http://schemas.openxmlformats.org/wordprocessingml/2006/main" xmlns:w14="http://schemas.microsoft.com/office/word/2010/wordml" xmlns:w15="http://schemas.microsoft.com/office/word/2012/wordml" xmlns:w16cex="http://schemas.microsoft.com/office/word/2018/wordml/cex" xmlns:w16cid="http://schemas.microsoft.com/office/word/2016/wordml/cid" xmlns:w16="http://schemas.microsoft.com/office/word/2018/wordml" xmlns:w16du="http://schemas.microsoft.com/office/word/2023/wordml/word16du" xmlns:w16sdtdh="http://schemas.microsoft.com/office/word/2020/wordml/sdtdatahash" xmlns:w16sdtfl="http://schemas.microsoft.com/office/word/2024/wordml/sdtformatlock" xmlns:w16se="http://schemas.microsoft.com/office/word/2015/wordml/symex" xmlns:wpg="http://schemas.microsoft.com/office/word/2010/wordprocessingGroup" xmlns:wpi="http://schemas.microsoft.com/office/word/2010/wordprocessingInk" xmlns:wne="http://schemas.microsoft.com/office/word/2006/wordml" xmlns:wps="http://schemas.microsoft.com/office/word/2010/wordprocessingShape" mc:Ignorable="w14 w15 w16se w16cid w16 w16cex w16sdtdh w16sdtfl w16du wp14">
   <w:body>
     <w:p>
       <w:pPr>
@@ -25,16 +25,50 @@
         <w:jc w:val="both"/>
       </w:pPr>
       <w:r>
-        <w:t>I/We, the undersigned _______________________ Son/Wife/Daughter of _______________________, have taken the delivery of the vehicle with registration no.</w:t>
+        <w:t>I/We, the undersigned _</w:t>
+      </w:r>
+      <w:r>
+        <w:rPr>
+          <w:b/>
+          <w:bCs/>
+        </w:rPr>
+        <w:t>Dinesh Gupta</w:t>
+      </w:r>
+      <w:r>
+        <w:t>______________________ Son/Wife/Daughter of __</w:t>
+      </w:r>
+      <w:r>
+        <w:rPr>
+          <w:b/>
+          <w:bCs/>
+        </w:rPr>
+        <w:t>Lt. Bala Prasad Gupt</w:t>
+      </w:r>
+      <w:r>
+        <w:rPr>
+          <w:b/>
+          <w:bCs/>
+        </w:rPr>
+        <w:t>a</w:t>
+      </w:r>
+      <w:r>
+        <w:t>___, have taken the delivery of the vehicle with registration no.</w:t>
       </w:r>
       <w:r>
         <w:t xml:space="preserve"> </w:t>
       </w:r>
       <w:r>
         <w:rPr>
-          <w:u w:val="single"/>
-        </w:rPr>
-        <w:t>________________</w:t>
+          <w:b/>
+          <w:bCs/>
+        </w:rPr>
+        <w:t>UP16EH52</w:t>
+      </w:r>
+      <w:r>
+        <w:rPr>
+          <w:u w:val="single"/>
+        </w:rPr>
+        <w:t>___</w:t>
       </w:r>
       <w:r>
         <w:t xml:space="preserve"> Chassis No. </w:t>
@@ -44,7 +78,28 @@
           <w:szCs w:val="20"/>
           <w:u w:val="single"/>
         </w:rPr>
-        <w:t>____________________</w:t>
+        <w:t>_</w:t>
+      </w:r>
+      <w:r>
+        <w:rPr>
+          <w:rFonts w:ascii="Times New Roman" w:hAnsi="Times New Roman" w:cs="Times New Roman"/>
+        </w:rPr>
+        <w:t xml:space="preserve"> </w:t>
+      </w:r>
+      <w:r>
+        <w:rPr>
+          <w:rFonts w:ascii="Times New Roman" w:hAnsi="Times New Roman" w:cs="Times New Roman"/>
+          <w:b/>
+          <w:bCs/>
+        </w:rPr>
+        <w:t>MA3RYHK1SRD402750</w:t>
+      </w:r>
+      <w:r>
+        <w:rPr>
+          <w:szCs w:val="20"/>
+          <w:u w:val="single"/>
+        </w:rPr>
+        <w:t>_</w:t>
       </w:r>
       <w:r>
         <w:t xml:space="preserve">, Engine No. </w:t>
@@ -54,7 +109,32 @@
           <w:szCs w:val="20"/>
           <w:u w:val="single"/>
         </w:rPr>
-        <w:t>_________________________</w:t>
+        <w:t>___</w:t>
+      </w:r>
+      <w:r>
+        <w:rPr>
+          <w:b/>
+          <w:bCs/>
+          <w:szCs w:val="20"/>
+          <w:u w:val="single"/>
+        </w:rPr>
+        <w:t>K15</w:t>
+      </w:r>
+      <w:r>
+        <w:rPr>
+          <w:b/>
+          <w:bCs/>
+          <w:szCs w:val="20"/>
+          <w:u w:val="single"/>
+        </w:rPr>
+        <w:t>CN9482386</w:t>
+      </w:r>
+      <w:r>
+        <w:rPr>
+          <w:szCs w:val="20"/>
+          <w:u w:val="single"/>
+        </w:rPr>
+        <w:t>_______</w:t>
       </w:r>
       <w:r>
         <w:rPr>
@@ -63,28 +143,47 @@
         </w:rPr>
         <w:t xml:space="preserve"> </w:t>
       </w:r>
-      <w:proofErr w:type="gramStart"/>
-      <w:r>
-        <w:t>and</w:t>
-      </w:r>
-      <w:proofErr w:type="gramEnd"/>
-      <w:r>
-        <w:t xml:space="preserve"> Model </w:t>
-      </w:r>
-      <w:r>
-        <w:rPr>
-          <w:u w:val="single"/>
-        </w:rPr>
-        <w:t>_____________________</w:t>
-      </w:r>
-      <w:r>
-        <w:t xml:space="preserve"> from </w:t>
-      </w:r>
-      <w:r>
-        <w:t>M/s Cofrge</w:t>
-      </w:r>
-      <w:bookmarkStart w:id="0" w:name="_GoBack"/>
-      <w:bookmarkEnd w:id="0"/>
+      <w:r>
+        <w:t xml:space="preserve">and Model </w:t>
+      </w:r>
+      <w:r>
+        <w:rPr>
+          <w:u w:val="single"/>
+        </w:rPr>
+        <w:t>__</w:t>
+      </w:r>
+      <w:proofErr w:type="spellStart"/>
+      <w:r>
+        <w:rPr>
+          <w:b/>
+          <w:bCs/>
+          <w:u w:val="single"/>
+        </w:rPr>
+        <w:t>VXi</w:t>
+      </w:r>
+      <w:proofErr w:type="spellEnd"/>
+      <w:r>
+        <w:rPr>
+          <w:b/>
+          <w:bCs/>
+          <w:u w:val="single"/>
+        </w:rPr>
+        <w:t xml:space="preserve"> Petrol</w:t>
+      </w:r>
+      <w:r>
+        <w:rPr>
+          <w:u w:val="single"/>
+        </w:rPr>
+        <w:t>_____________</w:t>
+      </w:r>
+      <w:r>
+        <w:t xml:space="preserve"> from M/s </w:t>
+      </w:r>
+      <w:proofErr w:type="spellStart"/>
+      <w:r>
+        <w:t>Cofrge</w:t>
+      </w:r>
+      <w:proofErr w:type="spellEnd"/>
       <w:r>
         <w:t xml:space="preserve"> Ltd on</w:t>
       </w:r>
@@ -98,7 +197,19 @@
         <w:rPr>
           <w:u w:val="single"/>
         </w:rPr>
-        <w:t>____________</w:t>
+        <w:t>_</w:t>
+      </w:r>
+      <w:r>
+        <w:rPr>
+          <w:u w:val="single"/>
+        </w:rPr>
+        <w:t>04-Jun-2026</w:t>
+      </w:r>
+      <w:r>
+        <w:rPr>
+          <w:u w:val="single"/>
+        </w:rPr>
+        <w:t>___________</w:t>
       </w:r>
       <w:r>
         <w:t xml:space="preserve"> for my personal use and complete in all respect with registration documents.</w:t>
@@ -115,10 +226,7 @@
         <w:jc w:val="both"/>
       </w:pPr>
       <w:r>
-        <w:t>I/We shall be fully responsible for its maintenance, accidents, road taxes, police challan and offenses and its misuse of any kind from the day I have taken the delivery. Further I shall get the ownership transfer done for the car and copy of the transferred</w:t>
-      </w:r>
-      <w:r>
-        <w:t xml:space="preserve"> RC shall be provided to </w:t>
+        <w:t xml:space="preserve">I/We shall be fully responsible for its maintenance, accidents, road taxes, police challan and offenses and its misuse of any kind from the day I have taken the delivery. Further I shall get the ownership transfer done for the car and copy of the transferred RC shall be provided to </w:t>
       </w:r>
       <w:proofErr w:type="spellStart"/>
       <w:r>
@@ -245,19 +353,13 @@
         </w:rPr>
         <w:t>Signature</w:t>
       </w:r>
-      <w:r>
-        <w:rPr>
-          <w:sz w:val="22"/>
-          <w:szCs w:val="22"/>
-        </w:rPr>
-        <w:tab/>
-      </w:r>
       <w:proofErr w:type="gramStart"/>
       <w:r>
         <w:rPr>
           <w:sz w:val="22"/>
           <w:szCs w:val="22"/>
         </w:rPr>
+        <w:tab/>
         <w:t>:_</w:t>
       </w:r>
       <w:proofErr w:type="gramEnd"/>
@@ -289,12 +391,21 @@
         </w:rPr>
         <w:tab/>
       </w:r>
-      <w:r>
-        <w:rPr>
-          <w:sz w:val="22"/>
-          <w:szCs w:val="22"/>
-        </w:rPr>
-        <w:t>Signature :_______________</w:t>
+      <w:proofErr w:type="gramStart"/>
+      <w:r>
+        <w:rPr>
+          <w:sz w:val="22"/>
+          <w:szCs w:val="22"/>
+        </w:rPr>
+        <w:t>Signature :</w:t>
+      </w:r>
+      <w:proofErr w:type="gramEnd"/>
+      <w:r>
+        <w:rPr>
+          <w:sz w:val="22"/>
+          <w:szCs w:val="22"/>
+        </w:rPr>
+        <w:t>_______________</w:t>
       </w:r>
       <w:r>
         <w:rPr>
@@ -333,19 +444,13 @@
         </w:rPr>
         <w:tab/>
       </w:r>
-      <w:r>
-        <w:rPr>
-          <w:sz w:val="22"/>
-          <w:szCs w:val="22"/>
-        </w:rPr>
-        <w:tab/>
-      </w:r>
       <w:proofErr w:type="gramStart"/>
       <w:r>
         <w:rPr>
           <w:sz w:val="22"/>
           <w:szCs w:val="22"/>
         </w:rPr>
+        <w:tab/>
         <w:t>:_</w:t>
       </w:r>
       <w:proofErr w:type="gramEnd"/>
@@ -390,7 +495,23 @@
           <w:szCs w:val="22"/>
         </w:rPr>
         <w:tab/>
-        <w:t xml:space="preserve">     :_______________</w:t>
+        <w:t xml:space="preserve">   </w:t>
+      </w:r>
+      <w:proofErr w:type="gramStart"/>
+      <w:r>
+        <w:rPr>
+          <w:sz w:val="22"/>
+          <w:szCs w:val="22"/>
+        </w:rPr>
+        <w:t xml:space="preserve">  :</w:t>
+      </w:r>
+      <w:proofErr w:type="gramEnd"/>
+      <w:r>
+        <w:rPr>
+          <w:sz w:val="22"/>
+          <w:szCs w:val="22"/>
+        </w:rPr>
+        <w:t>_______________</w:t>
       </w:r>
       <w:r>
         <w:rPr>
@@ -503,19 +624,13 @@
         </w:rPr>
         <w:t>Address</w:t>
       </w:r>
-      <w:r>
-        <w:rPr>
-          <w:sz w:val="22"/>
-          <w:szCs w:val="22"/>
-        </w:rPr>
-        <w:tab/>
-      </w:r>
       <w:proofErr w:type="gramStart"/>
       <w:r>
         <w:rPr>
           <w:sz w:val="22"/>
           <w:szCs w:val="22"/>
         </w:rPr>
+        <w:tab/>
         <w:t>:_</w:t>
       </w:r>
       <w:proofErr w:type="gramEnd"/>
@@ -547,12 +662,21 @@
         </w:rPr>
         <w:tab/>
       </w:r>
-      <w:r>
-        <w:rPr>
-          <w:sz w:val="22"/>
-          <w:szCs w:val="22"/>
-        </w:rPr>
-        <w:t>Address :________________</w:t>
+      <w:proofErr w:type="gramStart"/>
+      <w:r>
+        <w:rPr>
+          <w:sz w:val="22"/>
+          <w:szCs w:val="22"/>
+        </w:rPr>
+        <w:t>Address :</w:t>
+      </w:r>
+      <w:proofErr w:type="gramEnd"/>
+      <w:r>
+        <w:rPr>
+          <w:sz w:val="22"/>
+          <w:szCs w:val="22"/>
+        </w:rPr>
+        <w:t>________________</w:t>
       </w:r>
       <w:r>
         <w:rPr>
@@ -734,11 +858,9 @@
       <w:r>
         <w:tab/>
       </w:r>
-      <w:r>
-        <w:tab/>
-      </w:r>
       <w:proofErr w:type="gramStart"/>
       <w:r>
+        <w:tab/>
         <w:t>:_</w:t>
       </w:r>
       <w:proofErr w:type="gramEnd"/>
@@ -754,11 +876,9 @@
       <w:r>
         <w:tab/>
       </w:r>
-      <w:r>
-        <w:tab/>
-      </w:r>
       <w:proofErr w:type="gramStart"/>
       <w:r>
+        <w:tab/>
         <w:t>:_</w:t>
       </w:r>
       <w:proofErr w:type="gramEnd"/>
@@ -778,7 +898,7 @@
 </file>
 
 <file path=word/styles.xml><?xml version="1.0" encoding="utf-8"?>
-<w:styles xmlns:mc="http://schemas.openxmlformats.org/markup-compatibility/2006" xmlns:r="http://schemas.openxmlformats.org/officeDocument/2006/relationships" xmlns:w="http://schemas.openxmlformats.org/wordprocessingml/2006/main" xmlns:w14="http://schemas.microsoft.com/office/word/2010/wordml" xmlns:w15="http://schemas.microsoft.com/office/word/2012/wordml" xmlns:w16se="http://schemas.microsoft.com/office/word/2015/wordml/symex" mc:Ignorable="w14 w15 w16se">
+<w:styles xmlns:mc="http://schemas.openxmlformats.org/markup-compatibility/2006" xmlns:r="http://schemas.openxmlformats.org/officeDocument/2006/relationships" xmlns:w="http://schemas.openxmlformats.org/wordprocessingml/2006/main" xmlns:w14="http://schemas.microsoft.com/office/word/2010/wordml" xmlns:w15="http://schemas.microsoft.com/office/word/2012/wordml" xmlns:w16cex="http://schemas.microsoft.com/office/word/2018/wordml/cex" xmlns:w16cid="http://schemas.microsoft.com/office/word/2016/wordml/cid" xmlns:w16="http://schemas.microsoft.com/office/word/2018/wordml" xmlns:w16du="http://schemas.microsoft.com/office/word/2023/wordml/word16du" xmlns:w16sdtdh="http://schemas.microsoft.com/office/word/2020/wordml/sdtdatahash" xmlns:w16sdtfl="http://schemas.microsoft.com/office/word/2024/wordml/sdtformatlock" xmlns:w16se="http://schemas.microsoft.com/office/word/2015/wordml/symex" mc:Ignorable="w14 w15 w16se w16cid w16 w16cex w16sdtdh w16sdtfl w16du">
   <w:docDefaults>
     <w:rPrDefault>
       <w:rPr>
@@ -794,7 +914,7 @@
       </w:pPr>
     </w:pPrDefault>
   </w:docDefaults>
-  <w:latentStyles w:defLockedState="0" w:defUIPriority="99" w:defSemiHidden="0" w:defUnhideWhenUsed="0" w:defQFormat="0" w:count="371">
+  <w:latentStyles w:defLockedState="0" w:defUIPriority="99" w:defSemiHidden="0" w:defUnhideWhenUsed="0" w:defQFormat="0" w:count="376">
     <w:lsdException w:name="Normal" w:uiPriority="0" w:qFormat="1"/>
     <w:lsdException w:name="heading 1" w:uiPriority="9" w:qFormat="1"/>
     <w:lsdException w:name="heading 2" w:semiHidden="1" w:uiPriority="9" w:unhideWhenUsed="1" w:qFormat="1"/>
@@ -1166,6 +1286,11 @@
     <w:lsdException w:name="List Table 5 Dark Accent 6" w:uiPriority="50"/>
     <w:lsdException w:name="List Table 6 Colorful Accent 6" w:uiPriority="51"/>
     <w:lsdException w:name="List Table 7 Colorful Accent 6" w:uiPriority="52"/>
+    <w:lsdException w:name="Mention" w:semiHidden="1" w:unhideWhenUsed="1"/>
+    <w:lsdException w:name="Smart Hyperlink" w:semiHidden="1" w:unhideWhenUsed="1"/>
+    <w:lsdException w:name="Hashtag" w:semiHidden="1" w:unhideWhenUsed="1"/>
+    <w:lsdException w:name="Unresolved Mention" w:semiHidden="1" w:unhideWhenUsed="1"/>
+    <w:lsdException w:name="Smart Link" w:semiHidden="1" w:unhideWhenUsed="1"/>
   </w:latentStyles>
   <w:style w:type="paragraph" w:default="1" w:styleId="Normal">
     <w:name w:val="Normal"/>
